--- a/Percy_Holway_Resume.docx
+++ b/Percy_Holway_Resume.docx
@@ -920,7 +920,7 @@
                 <w:sz w:val="15"/>
               </w:rPr>
               <w:tab/>
-              <w:t>2024</w:t>
+              <w:t>2025 – 2026</w:t>
             </w:r>
           </w:p>
           <w:p>

--- a/Percy_Holway_Resume.docx
+++ b/Percy_Holway_Resume.docx
@@ -258,7 +258,7 @@
                 <w:color w:val="456249"/>
                 <w:sz w:val="16"/>
               </w:rPr>
-              <w:t>Expected May 2026</w:t>
+              <w:t>May 2026</w:t>
             </w:r>
           </w:p>
           <w:p>
